--- a/reports/CookieCats_Phase7_Closeout-Report.docx
+++ b/reports/CookieCats_Phase7_Closeout-Report.docx
@@ -25,7 +25,7 @@
           <w:i/>
           <w:color w:val="555555"/>
         </w:rPr>
-        <w:t>Phase 7 — Dự án phân tích A/B Test Cookie Cats (dời gate 30 → 40)</w:t>
+        <w:t>Phase 7 — Cookie Cats A/B Test analysis project (moving the gate 30 → 40)</w:t>
       </w:r>
     </w:p>
     <w:p>
@@ -38,7 +38,7 @@
           <w:color w:val="555555"/>
           <w:sz w:val="22"/>
         </w:rPr>
-        <w:t>Người thực hiện: Xuân Quang   |   Vai trò: Senior Data Analyst   |   Ngày: 08/08/2026   |   Trạng thái: Đóng dự án</w:t>
+        <w:t>Author: Xuân Quang   |   Role: Senior Data Analyst   |   Date: 08/08/2026   |   Status: Project closed</w:t>
       </w:r>
     </w:p>
     <w:p>
@@ -59,12 +59,12 @@
           <w:b/>
           <w:sz w:val="30"/>
         </w:rPr>
-        <w:t>1. Mục đích tài liệu</w:t>
+        <w:t>1. Purpose of this document</w:t>
       </w:r>
     </w:p>
     <w:p>
       <w:r>
-        <w:t>Tài liệu đóng dự án (closeout) tổng kết toàn bộ hành trình phân tích A/B test Cookie Cats theo CRISP-DM, làm bản đồ tra cứu cho người tiếp nhận: đã làm gì qua từng phase, kết luận cuối, deliverables ở đâu, cách chạy lại, và những giới hạn/việc còn treo. Đây là điểm dừng chính thức của dự án — mọi phân tích và khuyến nghị đã hoàn tất ở Phase 6.</w:t>
+        <w:t>This closeout document summarizes the entire journey of the Cookie Cats A/B test analysis following CRISP-DM, serving as a reference map for whoever takes it over: what was done in each phase, the final conclusion, where the deliverables are, how to re-run them, and the remaining limitations/open items. This is the official stopping point of the project — all analysis and recommendations were completed in Phase 6.</w:t>
       </w:r>
     </w:p>
     <w:p>
@@ -77,7 +77,7 @@
           <w:b/>
           <w:sz w:val="30"/>
         </w:rPr>
-        <w:t>2. Kết luận &amp; khuyến nghị (chốt)</w:t>
+        <w:t>2. Conclusion &amp; recommendation (final)</w:t>
       </w:r>
     </w:p>
     <w:p>
@@ -85,7 +85,7 @@
         <w:rPr>
           <w:b/>
         </w:rPr>
-        <w:t>Khuyến nghị: NO-GO — giữ nguyên gate tại level 30, không triển khai gate 40 (độ tin cậy &gt; 95%).</w:t>
+        <w:t>Recommendation: NO-GO — keep the gate at level 30, do not roll out gate 40 (confidence &gt; 95%).</w:t>
       </w:r>
     </w:p>
     <w:tbl>
@@ -115,7 +115,7 @@
                 <w:b/>
                 <w:sz w:val="22"/>
               </w:rPr>
-              <w:t>Ba trụ bằng chứng</w:t>
+              <w:t>Three pillars of evidence</w:t>
             </w:r>
           </w:p>
           <w:p>
@@ -126,7 +126,7 @@
               <w:rPr>
                 <w:sz w:val="22"/>
               </w:rPr>
-              <w:t>• Retention D7: 19,02% (gate_30) vs 18,20% (gate_40) → −0,82pp (−4,3%), p = 0,0016 → BÁC BỎ H0 (vượt Bonferroni)</w:t>
+              <w:t>• Retention D7: 19.02% (gate_30) vs 18.20% (gate_40) → −0.82pp (−4.3%), p = 0.0016 → REJECT H0 (beyond Bonferroni)</w:t>
             </w:r>
           </w:p>
           <w:p>
@@ -137,7 +137,7 @@
               <w:rPr>
                 <w:sz w:val="22"/>
               </w:rPr>
-              <w:t>• Retention D1: 44,82% vs 44,23% → −0,59pp, p = 0,075 → không khác biệt</w:t>
+              <w:t>• Retention D1: 44.82% vs 44.23% → −0.59pp, p = 0.075 → no difference</w:t>
             </w:r>
           </w:p>
           <w:p>
@@ -148,7 +148,7 @@
               <w:rPr>
                 <w:sz w:val="22"/>
               </w:rPr>
-              <w:t>• Engagement (median rounds): 17 vs 16 → p = 0,051, bootstrap CI chứa 0 → không khác biệt</w:t>
+              <w:t>• Engagement (median rounds): 17 vs 16 → p = 0.051, bootstrap CI contains 0 → no difference</w:t>
             </w:r>
           </w:p>
           <w:p>
@@ -159,7 +159,7 @@
               <w:rPr>
                 <w:sz w:val="22"/>
               </w:rPr>
-              <w:t>• Segment: tác hại tập trung ở medium/heavy (core user); light gần như không đổi</w:t>
+              <w:t>• Segment: the harm concentrates in medium/heavy (core users); light virtually unchanged</w:t>
             </w:r>
           </w:p>
           <w:p>
@@ -170,7 +170,7 @@
               <w:rPr>
                 <w:sz w:val="22"/>
               </w:rPr>
-              <w:t>• Impact proxy (ARPDAU $0,10): ~818 user D7 mất/tháng /100K installs ≈ $2.454/tháng ≈ $29.448/năm</w:t>
+              <w:t>• Impact proxy (ARPDAU $0.10): ~818 D7 users lost/month per 100K installs ≈ $2,454/month ≈ $29,448/year</w:t>
             </w:r>
           </w:p>
         </w:tc>
@@ -186,7 +186,7 @@
         <w:rPr>
           <w:i/>
         </w:rPr>
-        <w:t>Logic một câu: dời gate không tăng engagement, không cải thiện D1, nhưng làm giảm D7 ở đúng nhóm giá trị — không có lợi ích nào để đánh đổi.</w:t>
+        <w:t>One-sentence logic: moving the gate does not increase engagement, does not improve D1, but reduces D7 in exactly the valuable group — there is no benefit to trade for.</w:t>
       </w:r>
     </w:p>
     <w:p>
@@ -199,7 +199,7 @@
           <w:b/>
           <w:sz w:val="30"/>
         </w:rPr>
-        <w:t>3. Hành trình CRISP-DM — tóm tắt từng phase</w:t>
+        <w:t>3. The CRISP-DM journey — a summary of each phase</w:t>
       </w:r>
     </w:p>
     <w:tbl>
@@ -243,7 +243,7 @@
                 <w:b/>
                 <w:sz w:val="22"/>
               </w:rPr>
-              <w:t>Nội dung &amp; kết quả chính</w:t>
+              <w:t>Content &amp; key results</w:t>
             </w:r>
           </w:p>
         </w:tc>
@@ -275,7 +275,7 @@
               <w:rPr>
                 <w:sz w:val="22"/>
               </w:rPr>
-              <w:t>Xác định câu hỏi Go/No-Go, hypothesis H0₁₋₃, stakeholder mapping, scope &amp; assumptions (PROJECT_CONTEXT.md).</w:t>
+              <w:t>Define the Go/No-Go question, hypotheses H0₁₋₃, stakeholder mapping, scope &amp; assumptions (PROJECT_CONTEXT.md).</w:t>
             </w:r>
           </w:p>
         </w:tc>
@@ -307,7 +307,7 @@
               <w:rPr>
                 <w:sz w:val="22"/>
               </w:rPr>
-              <w:t>SRM check PASS (α=0,001), phát hiện 87 user zero-round-retained và 1 outlier 49.854 rounds; phân tích phân phối right-skew.</w:t>
+              <w:t>SRM check PASS (α=0.001), found 87 zero-round-retained users and 1 outlier with 49,854 rounds; analyzed the right-skewed distribution.</w:t>
             </w:r>
           </w:p>
         </w:tc>
@@ -339,14 +339,9 @@
               <w:rPr>
                 <w:sz w:val="22"/>
               </w:rPr>
-              <w:t xml:space="preserve">Dựng mart cookie_cats.mart_ab_test_base (90.188 rows) bằng </w:t>
-            </w:r>
-            <w:r>
-              <w:rPr>
-                <w:sz w:val="22"/>
-              </w:rPr>
+              <w:t xml:space="preserve">Built the mart cookie_cats.mart_ab_test_base (90,188 rows) using </w:t>
               <w:lastRenderedPageBreak/>
-              <w:t>SQL idempotent; 8 validation gate PASS; bắt &amp; sửa bug chi-square thừa hệ số 2.</w:t>
+              <w:t>idempotent SQL; 8 validation gates PASS; caught &amp; fixed the chi-square bug with an extra factor of 2.</w:t>
             </w:r>
           </w:p>
         </w:tc>
@@ -379,7 +374,7 @@
               <w:rPr>
                 <w:sz w:val="22"/>
               </w:rPr>
-              <w:t>Kiểm định 3 hypothesis: D1 không khác biệt, D7 giảm có ý nghĩa (p=0,0016), engagement bằng nhau; segment HTE; business impact proxy.</w:t>
+              <w:t>Tested 3 hypotheses: D1 no difference, D7 a significant drop (p=0.0016), engagement equal; segment HTE; business impact proxy.</w:t>
             </w:r>
           </w:p>
         </w:tc>
@@ -411,7 +406,7 @@
               <w:rPr>
                 <w:sz w:val="22"/>
               </w:rPr>
-              <w:t>Bỏ Power BI dashboard (dữ liệu tĩnh đã đóng — DEC-13); report Word + charts nhúng thay thế.</w:t>
+              <w:t>Dropped the Power BI dashboard (closed static data — DEC-13); Word report + embedded charts as replacement.</w:t>
             </w:r>
           </w:p>
         </w:tc>
@@ -443,7 +438,7 @@
               <w:rPr>
                 <w:sz w:val="22"/>
               </w:rPr>
-              <w:t>Tổng hợp thành khuyến nghị NO-GO cho stakeholder; business impact benchmark ARPDAU $0,10; thông điệp theo 4 stakeholder.</w:t>
+              <w:t>Synthesized into a NO-GO recommendation for stakeholders; business impact benchmark ARPDAU $0.10; messaging for 4 stakeholders.</w:t>
             </w:r>
           </w:p>
         </w:tc>
@@ -475,7 +470,7 @@
               <w:rPr>
                 <w:sz w:val="22"/>
               </w:rPr>
-              <w:t>Closeout doc, cập nhật README + decision_log (14 ADR), executive 1-slide, rà reproducibility.</w:t>
+              <w:t>Closeout doc, updated README + decision_log (14 ADR), executive 1-slide, reviewed reproducibility.</w:t>
             </w:r>
           </w:p>
         </w:tc>
@@ -496,7 +491,7 @@
           <w:b/>
           <w:sz w:val="30"/>
         </w:rPr>
-        <w:t>4. Bản đồ deliverables</w:t>
+        <w:t>4. Deliverables map</w:t>
       </w:r>
     </w:p>
     <w:tbl>
@@ -525,7 +520,7 @@
                 <w:b/>
                 <w:sz w:val="22"/>
               </w:rPr>
-              <w:t>Loại</w:t>
+              <w:t>Type</w:t>
             </w:r>
           </w:p>
         </w:tc>
@@ -540,7 +535,7 @@
                 <w:b/>
                 <w:sz w:val="22"/>
               </w:rPr>
-              <w:t>File / vị trí</w:t>
+              <w:t>File / location</w:t>
             </w:r>
           </w:p>
         </w:tc>
@@ -655,7 +650,7 @@
                 <w:b/>
                 <w:sz w:val="22"/>
               </w:rPr>
-              <w:t>Reports Word</w:t>
+              <w:t>Word Reports</w:t>
             </w:r>
           </w:p>
         </w:tc>
@@ -700,7 +695,7 @@
               <w:rPr>
                 <w:sz w:val="22"/>
               </w:rPr>
-              <w:t>reports/CookieCats_Phase7_Closeout-Report.docx (tài liệu này)</w:t>
+              <w:t>reports/CookieCats_Phase7_Closeout-Report.docx (this document)</w:t>
             </w:r>
           </w:p>
         </w:tc>
@@ -732,7 +727,7 @@
               <w:rPr>
                 <w:sz w:val="22"/>
               </w:rPr>
-              <w:t>reports/CookieCats_Executive_Summary.html (mở bằng trình duyệt)</w:t>
+              <w:t>reports/CookieCats_Executive_Summary.html (open in a browser)</w:t>
             </w:r>
           </w:p>
         </w:tc>
@@ -764,7 +759,7 @@
               <w:rPr>
                 <w:sz w:val="22"/>
               </w:rPr>
-              <w:t>reports/phase2_*.png; phase4_g1..g4 (bản màu + _bw)</w:t>
+              <w:t>reports/phase2_*.png; phase4_g1..g4 (color + _bw versions)</w:t>
             </w:r>
           </w:p>
         </w:tc>
@@ -783,7 +778,7 @@
                 <w:b/>
                 <w:sz w:val="22"/>
               </w:rPr>
-              <w:t>Docs quản trị</w:t>
+              <w:t>Governance docs</w:t>
             </w:r>
           </w:p>
         </w:tc>
@@ -849,12 +844,12 @@
           <w:b/>
           <w:sz w:val="30"/>
         </w:rPr>
-        <w:t>5. Hướng dẫn tái lập (reproducibility)</w:t>
+        <w:t>5. Reproducibility guide</w:t>
       </w:r>
     </w:p>
     <w:p>
       <w:r>
-        <w:t>Các bước để chạy lại dự án từ đầu:</w:t>
+        <w:t>Steps to re-run the project from scratch:</w:t>
       </w:r>
     </w:p>
     <w:p>
@@ -867,10 +862,10 @@
           <w:b/>
         </w:rPr>
         <w:lastRenderedPageBreak/>
-        <w:t xml:space="preserve">1. Môi trường: </w:t>
+        <w:t xml:space="preserve">1. Environment: </w:t>
       </w:r>
       <w:r>
-        <w:t>tạo virtualenv, pip install -r requirements.txt (versions dùng “&gt;=”, chưa pin cứng — pin lại nếu cần build cố định).</w:t>
+        <w:t>create a virtualenv, pip install -r requirements.txt (versions use "&gt;=", not hard-pinned — re-pin if you need a fixed build).</w:t>
       </w:r>
     </w:p>
     <w:p>
@@ -882,10 +877,10 @@
         <w:rPr>
           <w:b/>
         </w:rPr>
-        <w:t xml:space="preserve">2. Dữ liệu: </w:t>
+        <w:t xml:space="preserve">2. Data: </w:t>
       </w:r>
       <w:r>
-        <w:t>tải cookie_cats.csv từ Kaggle vào data/ (file gitignore, không commit).</w:t>
+        <w:t>download cookie_cats.csv from Kaggle into data/ (gitignored file, not committed).</w:t>
       </w:r>
     </w:p>
     <w:p>
@@ -900,7 +895,7 @@
         <w:t xml:space="preserve">3. Load raw: </w:t>
       </w:r>
       <w:r>
-        <w:t>import CSV vào SQL Server bảng dbo.raw_ab_test — hiện làm THỦ CÔNG (Import Wizard/BULK INSERT); chưa có script tự động.</w:t>
+        <w:t>import the CSV into the SQL Server table dbo.raw_ab_test — currently done MANUALLY (Import Wizard/BULK INSERT); no automated script yet.</w:t>
       </w:r>
     </w:p>
     <w:p>
@@ -915,7 +910,7 @@
         <w:t xml:space="preserve">4. Build mart: </w:t>
       </w:r>
       <w:r>
-        <w:t>chạy SQL theo thứ tự phase3_00 → phase3_01 → phase3_02 để dựng cookie_cats.mart_ab_test_base.</w:t>
+        <w:t>run the SQL in order phase3_00 → phase3_01 → phase3_02 to build cookie_cats.mart_ab_test_base.</w:t>
       </w:r>
     </w:p>
     <w:p>
@@ -930,7 +925,7 @@
         <w:t xml:space="preserve">5. Notebooks: </w:t>
       </w:r>
       <w:r>
-        <w:t>cấu hình .env (DB_SERVER, DB_NAME, DB_DRIVER, DB_TRUSTED_CONNECTION) rồi chạy notebooks theo thứ tự phase.</w:t>
+        <w:t>configure .env (DB_SERVER, DB_NAME, DB_DRIVER, DB_TRUSTED_CONNECTION) then run the notebooks in phase order.</w:t>
       </w:r>
     </w:p>
     <w:p>
@@ -941,7 +936,7 @@
         <w:rPr>
           <w:b/>
         </w:rPr>
-        <w:t>Điểm cần dọn dẹp (nợ kỹ thuật nhẹ):</w:t>
+        <w:t>Cleanup items (minor technical debt):</w:t>
       </w:r>
     </w:p>
     <w:p>
@@ -953,10 +948,10 @@
         <w:rPr>
           <w:b/>
         </w:rPr>
-        <w:t xml:space="preserve">Thiếu script load raw: </w:t>
+        <w:t xml:space="preserve">Missing raw-load script: </w:t>
       </w:r>
       <w:r>
-        <w:t>bước 3 chưa tự động hóa — reproducibility gap duy nhất còn lại.</w:t>
+        <w:t>step 3 is not automated — the only remaining reproducibility gap.</w:t>
       </w:r>
     </w:p>
     <w:p>
@@ -971,7 +966,7 @@
         <w:t xml:space="preserve">Naming: </w:t>
       </w:r>
       <w:r>
-        <w:t>phase4_02_Engagement.ipynb viết hoa E, lệch convention lowercase của các notebook khác (minor).</w:t>
+        <w:t>phase4_02_Engagement.ipynb capitalizes the E, deviating from the lowercase convention of the other notebooks (minor).</w:t>
       </w:r>
     </w:p>
     <w:p>
@@ -983,10 +978,10 @@
         <w:rPr>
           <w:b/>
         </w:rPr>
-        <w:t xml:space="preserve">(Đã xử lý) </w:t>
+        <w:t xml:space="preserve">(Resolved) </w:t>
       </w:r>
       <w:r>
-        <w:t>2 file validation SQL trùng vai trò đã được xóa, folder sql chỉ còn 3 file phase3 chuẩn.</w:t>
+        <w:t>2 SQL validation files with duplicate roles were deleted; the sql folder now has only the 3 standard phase3 files.</w:t>
       </w:r>
     </w:p>
     <w:p>
@@ -999,12 +994,12 @@
           <w:b/>
           <w:sz w:val="30"/>
         </w:rPr>
-        <w:t>6. Các quyết định then chốt (tham chiếu decision_log)</w:t>
+        <w:t>6. Key decisions (reference decision_log)</w:t>
       </w:r>
     </w:p>
     <w:p>
       <w:r>
-        <w:t>Toàn bộ 14 ADR nằm ở docs/decision_log.md. Những quyết định định hình kết quả:</w:t>
+        <w:t>All 14 ADRs are in docs/decision_log.md. The decisions that shaped the results:</w:t>
       </w:r>
     </w:p>
     <w:p>
@@ -1019,7 +1014,7 @@
         <w:t xml:space="preserve">DEC-01: </w:t>
       </w:r>
       <w:r>
-        <w:t>SRM dùng α=0,001 thay vì 0,05 — chống alert fatigue ở n lớn, power vẫn ≈100%.</w:t>
+        <w:t>SRM uses α=0.001 instead of 0.05 — to counter alert fatigue at large n, with power still ≈100%.</w:t>
       </w:r>
     </w:p>
     <w:p>
@@ -1034,7 +1029,7 @@
         <w:t xml:space="preserve">DEC-03: </w:t>
       </w:r>
       <w:r>
-        <w:t>chỉ loại 1 outlier (bot 49.854 rounds), giữ mọi user khác — minimum intervention.</w:t>
+        <w:t>exclude only 1 outlier (the bot with 49,854 rounds), keep every other user — minimum intervention.</w:t>
       </w:r>
     </w:p>
     <w:p>
@@ -1049,7 +1044,7 @@
         <w:t xml:space="preserve">DEC-07: </w:t>
       </w:r>
       <w:r>
-        <w:t>cross-validate SQL ↔ Python cho mọi công thức thống kê — đã bắt bug chi-square thừa hệ số 2.</w:t>
+        <w:t>cross-validate SQL ↔ Python for every statistical formula — caught the chi-square bug with an extra factor of 2.</w:t>
       </w:r>
     </w:p>
     <w:p>
@@ -1064,7 +1059,7 @@
         <w:t xml:space="preserve">DEC-09/10: </w:t>
       </w:r>
       <w:r>
-        <w:t>Chi-square + Cohen's h + CI cho retention; Mann-Whitney + bootstrap cho engagement; đọc dưới Bonferroni 0,0167.</w:t>
+        <w:t>Chi-square + Cohen's h + CI for retention; Mann-Whitney + bootstrap for engagement; read under Bonferroni 0.0167.</w:t>
       </w:r>
     </w:p>
     <w:p>
@@ -1079,7 +1074,7 @@
         <w:t xml:space="preserve">DEC-12: </w:t>
       </w:r>
       <w:r>
-        <w:t>business impact bằng proxy retention D7 × benchmark ARPDAU, minh bạch giả định thay vì giả vờ chính xác.</w:t>
+        <w:t>business impact via a D7 retention proxy × ARPDAU benchmark, with transparent assumptions rather than false precision.</w:t>
       </w:r>
     </w:p>
     <w:p>
@@ -1094,7 +1089,7 @@
         <w:t xml:space="preserve">DEC-13: </w:t>
       </w:r>
       <w:r>
-        <w:t>bỏ Power BI dashboard vì dữ liệu tĩnh đã đóng — report thay thế.</w:t>
+        <w:t>dropped the Power BI dashboard because the data is closed and static — a report as replacement.</w:t>
       </w:r>
     </w:p>
     <w:p>
@@ -1107,7 +1102,7 @@
           <w:b/>
           <w:sz w:val="30"/>
         </w:rPr>
-        <w:t>7. Giới hạn &amp; việc còn treo</w:t>
+        <w:t>7. Limitations &amp; open items</w:t>
       </w:r>
     </w:p>
     <w:p>
@@ -1119,10 +1114,10 @@
         <w:rPr>
           <w:b/>
         </w:rPr>
-        <w:t xml:space="preserve">Phạm vi thời gian: </w:t>
+        <w:t xml:space="preserve">Time scope: </w:t>
       </w:r>
       <w:r>
-        <w:t>dữ liệu chỉ 14 ngày đầu — không kết luận được tác động dài hạn (D14+).</w:t>
+        <w:t>the data only covers the first 14 days — no long-term impact (D14+) can be concluded.</w:t>
       </w:r>
     </w:p>
     <w:p>
@@ -1135,10 +1130,10 @@
           <w:b/>
         </w:rPr>
         <w:lastRenderedPageBreak/>
-        <w:t xml:space="preserve">Doanh thu: </w:t>
+        <w:t xml:space="preserve">Revenue: </w:t>
       </w:r>
       <w:r>
-        <w:t>không có revenue data; mọi con số tiền là proxy dựa trên benchmark, không phải đo trực tiếp.</w:t>
+        <w:t>no revenue data; every money figure is a benchmark-based proxy, not directly measured.</w:t>
       </w:r>
     </w:p>
     <w:p>
@@ -1150,10 +1145,10 @@
         <w:rPr>
           <w:b/>
         </w:rPr>
-        <w:t xml:space="preserve">Bản chất retention: </w:t>
+        <w:t xml:space="preserve">Nature of retention: </w:t>
       </w:r>
       <w:r>
-        <w:t>đo lượt mở app, không nhất thiết là gameplay (working assumption từ Phase 3).</w:t>
+        <w:t>it measures app opens, not necessarily gameplay (working assumption from Phase 3).</w:t>
       </w:r>
     </w:p>
     <w:p>
@@ -1165,10 +1160,10 @@
         <w:rPr>
           <w:b/>
         </w:rPr>
-        <w:t xml:space="preserve">Open item — số heavy segment: </w:t>
+        <w:t xml:space="preserve">Open item — the heavy segment figure: </w:t>
       </w:r>
       <w:r>
-        <w:t>chart phase4_g3 hiển thị heavy ≈ −0,8pp trong khi text ghi −1,27pp; cần đối chiếu notebook phase4_03 để chốt con số chuẩn (không đổi kết luận; đã quyết định không block delivery — xem DEC-11).</w:t>
+        <w:t>the phase4_g3 chart shows heavy ≈ −0.8pp while the text says −1.27pp; the notebook phase4_03 should be reconciled to fix the definitive figure (does not change the conclusion; decided not to block delivery — see DEC-11).</w:t>
       </w:r>
     </w:p>
     <w:p>
@@ -1180,10 +1175,10 @@
         <w:rPr>
           <w:b/>
         </w:rPr>
-        <w:t xml:space="preserve">SRM ở α chuẩn: </w:t>
+        <w:t xml:space="preserve">SRM at the standard α: </w:t>
       </w:r>
       <w:r>
-        <w:t>SRM đạt ở ngưỡng dự án (0,001) nhưng “fail” ở 0,05; khuyến nghị theo dõi split chặt hơn ở test sau.</w:t>
+        <w:t>SRM passes at the project threshold (0.001) but "fails" at 0.05; recommend monitoring the split more strictly in future tests.</w:t>
       </w:r>
     </w:p>
     <w:p>
@@ -1196,7 +1191,7 @@
           <w:b/>
           <w:sz w:val="30"/>
         </w:rPr>
-        <w:t>8. Đề xuất bước tiếp theo (nếu dự án tái khởi động)</w:t>
+        <w:t>8. Suggested next steps (if the project restarts)</w:t>
       </w:r>
     </w:p>
     <w:p>
@@ -1208,10 +1203,10 @@
         <w:rPr>
           <w:b/>
         </w:rPr>
-        <w:t xml:space="preserve">Thử vị trí gate trung gian </w:t>
+        <w:t xml:space="preserve">Try an intermediate gate position </w:t>
       </w:r>
       <w:r>
-        <w:t>(ví dụ level 35) hoặc soft gate thay vì hard gate, trong A/B test mới.</w:t>
+        <w:t>(e.g. level 35) or a soft gate instead of a hard gate, in a new A/B test.</w:t>
       </w:r>
     </w:p>
     <w:p>
@@ -1223,10 +1218,10 @@
         <w:rPr>
           <w:b/>
         </w:rPr>
-        <w:t xml:space="preserve">Bổ sung đo doanh thu </w:t>
+        <w:t xml:space="preserve">Add revenue measurement </w:t>
       </w:r>
       <w:r>
-        <w:t>để đánh giá trực tiếp monetization, thay vì proxy.</w:t>
+        <w:t>to directly assess monetization, instead of a proxy.</w:t>
       </w:r>
     </w:p>
     <w:p>
@@ -1238,10 +1233,10 @@
         <w:rPr>
           <w:b/>
         </w:rPr>
-        <w:t xml:space="preserve">Nếu có phiên bản live (data refresh): </w:t>
+        <w:t xml:space="preserve">If a live version exists (data refresh): </w:t>
       </w:r>
       <w:r>
-        <w:t>cân nhắc build Power BI dashboard để theo dõi liên tục.</w:t>
+        <w:t>consider building a Power BI dashboard for continuous monitoring.</w:t>
       </w:r>
     </w:p>
     <w:p>
@@ -1253,10 +1248,10 @@
         <w:rPr>
           <w:b/>
         </w:rPr>
-        <w:t xml:space="preserve">Dọn nợ kỹ thuật </w:t>
+        <w:t xml:space="preserve">Clear the technical debt </w:t>
       </w:r>
       <w:r>
-        <w:t>ở mục 5 trước khi bàn giao ra ngoài team.</w:t>
+        <w:t>in section 5 before handing off externally.</w:t>
       </w:r>
     </w:p>
     <w:p>
@@ -1274,7 +1269,7 @@
           <w:color w:val="555555"/>
           <w:sz w:val="22"/>
         </w:rPr>
-        <w:t>— Kết thúc dự án phân tích A/B Test Cookie Cats —</w:t>
+        <w:t>— End of the Cookie Cats A/B Test analysis project —</w:t>
       </w:r>
     </w:p>
     <w:sectPr>
